--- a/docs/guides/TELEGRAM.docx
+++ b/docs/guides/TELEGRAM.docx
@@ -10,7 +10,7 @@
         <w:t xml:space="preserve">Herald</w:t>
       </w:r>
     </w:p>
-    <w:bookmarkStart w:id="89" w:name="Xdcd2323c5ca2cedb9d3fd2283eb17421cf73521"/>
+    <w:bookmarkStart w:id="92" w:name="Xdcd2323c5ca2cedb9d3fd2283eb17421cf73521"/>
     <w:p>
       <w:pPr>
         <w:pStyle w:val="Heading1"/>
@@ -16087,6 +16087,776 @@
         </w:pict>
       </w:r>
     </w:p>
+    <w:bookmarkEnd w:id="87"/>
+    <w:bookmarkEnd w:id="88"/>
+    <w:bookmarkStart w:id="91" w:name="sources-verified"/>
+    <w:p>
+      <w:pPr>
+        <w:pStyle w:val="Heading2"/>
+      </w:pPr>
+      <w:r>
+        <w:t xml:space="preserve">Sources verified</w:t>
+      </w:r>
+    </w:p>
+    <w:p>
+      <w:pPr>
+        <w:pStyle w:val="FirstParagraph"/>
+      </w:pPr>
+      <w:r>
+        <w:t xml:space="preserve">Per HelixConstitution §11.4.99 + Herald §108.n (Latest-Source Documentation Cross-Reference Mandate). Every operator-facing instruction in this document was cross-referenced against the LATEST official online documentation of the relevant service before publication.</w:t>
+      </w:r>
+    </w:p>
+    <w:p>
+      <w:pPr>
+        <w:pStyle w:val="BodyText"/>
+      </w:pPr>
+      <w:r>
+        <w:rPr>
+          <w:b/>
+          <w:bCs/>
+        </w:rPr>
+        <w:t xml:space="preserve">Last verified:</w:t>
+      </w:r>
+      <w:r>
+        <w:t xml:space="preserve"> </w:t>
+      </w:r>
+      <w:r>
+        <w:t xml:space="preserve">2026-05-28</w:t>
+      </w:r>
+    </w:p>
+    <w:tbl>
+      <w:tblPr>
+        <w:tblStyle w:val="Table"/>
+        <w:tblW w:type="auto" w:w="0"/>
+        <w:tblLook w:firstRow="1" w:lastRow="0" w:firstColumn="0" w:lastColumn="0" w:noHBand="0" w:noVBand="0" w:val="0020"/>
+      </w:tblPr>
+      <w:tblGrid>
+        <w:gridCol w:w="2640"/>
+        <w:gridCol w:w="2640"/>
+        <w:gridCol w:w="2640"/>
+      </w:tblGrid>
+      <w:tr>
+        <w:trPr>
+          <w:tblHeader w:val="on"/>
+        </w:trPr>
+        <w:tc>
+          <w:tcPr/>
+          <w:p>
+            <w:pPr>
+              <w:pStyle w:val="Compact"/>
+            </w:pPr>
+            <w:r>
+              <w:t xml:space="preserve">Source</w:t>
+            </w:r>
+          </w:p>
+        </w:tc>
+        <w:tc>
+          <w:tcPr/>
+          <w:p>
+            <w:pPr>
+              <w:pStyle w:val="Compact"/>
+            </w:pPr>
+            <w:r>
+              <w:t xml:space="preserve">URL / path</w:t>
+            </w:r>
+          </w:p>
+        </w:tc>
+        <w:tc>
+          <w:tcPr/>
+          <w:p>
+            <w:pPr>
+              <w:pStyle w:val="Compact"/>
+            </w:pPr>
+            <w:r>
+              <w:t xml:space="preserve">Authored / verified</w:t>
+            </w:r>
+          </w:p>
+        </w:tc>
+      </w:tr>
+      <w:tr>
+        <w:tc>
+          <w:tcPr/>
+          <w:p>
+            <w:pPr>
+              <w:pStyle w:val="Compact"/>
+            </w:pPr>
+            <w:r>
+              <w:t xml:space="preserve">Telegram official Bot API documentation</w:t>
+            </w:r>
+          </w:p>
+        </w:tc>
+        <w:tc>
+          <w:tcPr/>
+          <w:p>
+            <w:pPr>
+              <w:pStyle w:val="Compact"/>
+            </w:pPr>
+            <w:hyperlink r:id="rId83">
+              <w:r>
+                <w:rPr>
+                  <w:rStyle w:val="Hyperlink"/>
+                </w:rPr>
+                <w:t xml:space="preserve">https://core.telegram.org/bots/api</w:t>
+              </w:r>
+            </w:hyperlink>
+          </w:p>
+        </w:tc>
+        <w:tc>
+          <w:tcPr/>
+          <w:p>
+            <w:pPr>
+              <w:pStyle w:val="Compact"/>
+            </w:pPr>
+            <w:r>
+              <w:t xml:space="preserve">§2 (BotFather walkthrough —</w:t>
+            </w:r>
+            <w:r>
+              <w:t xml:space="preserve"> </w:t>
+            </w:r>
+            <w:r>
+              <w:rPr>
+                <w:rStyle w:val="VerbatimChar"/>
+              </w:rPr>
+              <w:t xml:space="preserve">/newbot</w:t>
+            </w:r>
+            <w:r>
+              <w:t xml:space="preserve">,</w:t>
+            </w:r>
+            <w:r>
+              <w:t xml:space="preserve"> </w:t>
+            </w:r>
+            <w:r>
+              <w:rPr>
+                <w:rStyle w:val="VerbatimChar"/>
+              </w:rPr>
+              <w:t xml:space="preserve">/setprivacy</w:t>
+            </w:r>
+            <w:r>
+              <w:t xml:space="preserve">,</w:t>
+            </w:r>
+            <w:r>
+              <w:t xml:space="preserve"> </w:t>
+            </w:r>
+            <w:r>
+              <w:rPr>
+                <w:rStyle w:val="VerbatimChar"/>
+              </w:rPr>
+              <w:t xml:space="preserve">/setname</w:t>
+            </w:r>
+            <w:r>
+              <w:t xml:space="preserve">,</w:t>
+            </w:r>
+            <w:r>
+              <w:t xml:space="preserve"> </w:t>
+            </w:r>
+            <w:r>
+              <w:rPr>
+                <w:rStyle w:val="VerbatimChar"/>
+              </w:rPr>
+              <w:t xml:space="preserve">/setdescription</w:t>
+            </w:r>
+            <w:r>
+              <w:t xml:space="preserve">,</w:t>
+            </w:r>
+            <w:r>
+              <w:t xml:space="preserve"> </w:t>
+            </w:r>
+            <w:r>
+              <w:rPr>
+                <w:rStyle w:val="VerbatimChar"/>
+              </w:rPr>
+              <w:t xml:space="preserve">/setuserpic</w:t>
+            </w:r>
+            <w:r>
+              <w:t xml:space="preserve">,</w:t>
+            </w:r>
+            <w:r>
+              <w:t xml:space="preserve"> </w:t>
+            </w:r>
+            <w:r>
+              <w:rPr>
+                <w:rStyle w:val="VerbatimChar"/>
+              </w:rPr>
+              <w:t xml:space="preserve">/setcommands</w:t>
+            </w:r>
+            <w:r>
+              <w:t xml:space="preserve">,</w:t>
+            </w:r>
+            <w:r>
+              <w:t xml:space="preserve"> </w:t>
+            </w:r>
+            <w:r>
+              <w:rPr>
+                <w:rStyle w:val="VerbatimChar"/>
+              </w:rPr>
+              <w:t xml:space="preserve">/deletebot</w:t>
+            </w:r>
+            <w:r>
+              <w:t xml:space="preserve">,</w:t>
+            </w:r>
+            <w:r>
+              <w:t xml:space="preserve"> </w:t>
+            </w:r>
+            <w:r>
+              <w:rPr>
+                <w:rStyle w:val="VerbatimChar"/>
+              </w:rPr>
+              <w:t xml:space="preserve">/revoke</w:t>
+            </w:r>
+            <w:r>
+              <w:t xml:space="preserve">); §3 (token format</w:t>
+            </w:r>
+            <w:r>
+              <w:t xml:space="preserve"> </w:t>
+            </w:r>
+            <w:r>
+              <w:rPr>
+                <w:rStyle w:val="VerbatimChar"/>
+              </w:rPr>
+              <w:t xml:space="preserve">&lt;bot-id&gt;:&lt;api-token&gt;</w:t>
+            </w:r>
+            <w:r>
+              <w:t xml:space="preserve">); §4 (</w:t>
+            </w:r>
+            <w:r>
+              <w:rPr>
+                <w:rStyle w:val="VerbatimChar"/>
+              </w:rPr>
+              <w:t xml:space="preserve">getMe</w:t>
+            </w:r>
+            <w:r>
+              <w:t xml:space="preserve">,</w:t>
+            </w:r>
+            <w:r>
+              <w:t xml:space="preserve"> </w:t>
+            </w:r>
+            <w:r>
+              <w:rPr>
+                <w:rStyle w:val="VerbatimChar"/>
+              </w:rPr>
+              <w:t xml:space="preserve">getChat</w:t>
+            </w:r>
+            <w:r>
+              <w:t xml:space="preserve">,</w:t>
+            </w:r>
+            <w:r>
+              <w:t xml:space="preserve"> </w:t>
+            </w:r>
+            <w:r>
+              <w:rPr>
+                <w:rStyle w:val="VerbatimChar"/>
+              </w:rPr>
+              <w:t xml:space="preserve">getUpdates</w:t>
+            </w:r>
+            <w:r>
+              <w:t xml:space="preserve">,</w:t>
+            </w:r>
+            <w:r>
+              <w:t xml:space="preserve"> </w:t>
+            </w:r>
+            <w:r>
+              <w:rPr>
+                <w:rStyle w:val="VerbatimChar"/>
+              </w:rPr>
+              <w:t xml:space="preserve">getWebhookInfo</w:t>
+            </w:r>
+            <w:r>
+              <w:t xml:space="preserve">,</w:t>
+            </w:r>
+            <w:r>
+              <w:t xml:space="preserve"> </w:t>
+            </w:r>
+            <w:r>
+              <w:rPr>
+                <w:rStyle w:val="VerbatimChar"/>
+              </w:rPr>
+              <w:t xml:space="preserve">deleteWebhook</w:t>
+            </w:r>
+            <w:r>
+              <w:t xml:space="preserve">); §5 (sendMessage 4096-char limit, sendPhoto/Document/Voice/Video/Audio 50 MB upload cap, getFile 20 MB download cap); §6 (chat-type taxonomy: private positive id / group negative / supergroup</w:t>
+            </w:r>
+            <w:r>
+              <w:t xml:space="preserve"> </w:t>
+            </w:r>
+            <w:r>
+              <w:rPr>
+                <w:rStyle w:val="VerbatimChar"/>
+              </w:rPr>
+              <w:t xml:space="preserve">-100…</w:t>
+            </w:r>
+            <w:r>
+              <w:t xml:space="preserve"> </w:t>
+            </w:r>
+            <w:r>
+              <w:t xml:space="preserve">/ channel</w:t>
+            </w:r>
+            <w:r>
+              <w:t xml:space="preserve"> </w:t>
+            </w:r>
+            <w:r>
+              <w:rPr>
+                <w:rStyle w:val="VerbatimChar"/>
+              </w:rPr>
+              <w:t xml:space="preserve">-100…</w:t>
+            </w:r>
+            <w:r>
+              <w:t xml:space="preserve">); §7 (reply_to_message_id quoted-reply, message_thread_id forum-topic, sendMediaGroup album restrictions); §8 (</w:t>
+            </w:r>
+            <w:r>
+              <w:rPr>
+                <w:rStyle w:val="VerbatimChar"/>
+              </w:rPr>
+              <w:t xml:space="preserve">getMe.result.username</w:t>
+            </w:r>
+            <w:r>
+              <w:t xml:space="preserve"> </w:t>
+            </w:r>
+            <w:r>
+              <w:t xml:space="preserve">for self-filter identity); §9 (401/400/403/409/413/429 error code semantics,</w:t>
+            </w:r>
+            <w:r>
+              <w:t xml:space="preserve"> </w:t>
+            </w:r>
+            <w:r>
+              <w:rPr>
+                <w:rStyle w:val="VerbatimChar"/>
+              </w:rPr>
+              <w:t xml:space="preserve">Bad Request: chat not found</w:t>
+            </w:r>
+            <w:r>
+              <w:t xml:space="preserve">,</w:t>
+            </w:r>
+            <w:r>
+              <w:t xml:space="preserve"> </w:t>
+            </w:r>
+            <w:r>
+              <w:rPr>
+                <w:rStyle w:val="VerbatimChar"/>
+              </w:rPr>
+              <w:t xml:space="preserve">terminated by other getUpdates request</w:t>
+            </w:r>
+            <w:r>
+              <w:t xml:space="preserve">); §9.10 (webhook ↔ long-poll mutual exclusion).</w:t>
+            </w:r>
+          </w:p>
+        </w:tc>
+      </w:tr>
+      <w:tr>
+        <w:tc>
+          <w:tcPr/>
+          <w:p>
+            <w:pPr>
+              <w:pStyle w:val="Compact"/>
+            </w:pPr>
+            <w:r>
+              <w:t xml:space="preserve">Telegram Bot Features — Privacy Mode</w:t>
+            </w:r>
+          </w:p>
+        </w:tc>
+        <w:tc>
+          <w:tcPr/>
+          <w:p>
+            <w:pPr>
+              <w:pStyle w:val="Compact"/>
+            </w:pPr>
+            <w:hyperlink r:id="rId89">
+              <w:r>
+                <w:rPr>
+                  <w:rStyle w:val="Hyperlink"/>
+                </w:rPr>
+                <w:t xml:space="preserve">https://core.telegram.org/bots/features#privacy-mode</w:t>
+              </w:r>
+            </w:hyperlink>
+          </w:p>
+        </w:tc>
+        <w:tc>
+          <w:tcPr/>
+          <w:p>
+            <w:pPr>
+              <w:pStyle w:val="Compact"/>
+            </w:pPr>
+            <w:r>
+              <w:t xml:space="preserve">§2.2 (privacy-mode-ON default); §6.3 (</w:t>
+            </w:r>
+            <w:r>
+              <w:rPr>
+                <w:rStyle w:val="VerbatimChar"/>
+              </w:rPr>
+              <w:t xml:space="preserve">can_read_all_group_messages</w:t>
+            </w:r>
+            <w:r>
+              <w:t xml:space="preserve"> </w:t>
+            </w:r>
+            <w:r>
+              <w:t xml:space="preserve">flag semantics); §9.7 + §9.9 (privacy-mode-as-#1-stuck-cause); §10.2 (operator audit checklist entry).</w:t>
+            </w:r>
+          </w:p>
+        </w:tc>
+      </w:tr>
+      <w:tr>
+        <w:tc>
+          <w:tcPr/>
+          <w:p>
+            <w:pPr>
+              <w:pStyle w:val="Compact"/>
+            </w:pPr>
+            <w:r>
+              <w:t xml:space="preserve">Telegram Bot API local server (open source)</w:t>
+            </w:r>
+          </w:p>
+        </w:tc>
+        <w:tc>
+          <w:tcPr/>
+          <w:p>
+            <w:pPr>
+              <w:pStyle w:val="Compact"/>
+            </w:pPr>
+            <w:hyperlink r:id="rId86">
+              <w:r>
+                <w:rPr>
+                  <w:rStyle w:val="Hyperlink"/>
+                </w:rPr>
+                <w:t xml:space="preserve">https://github.com/tdlib/telegram-bot-api</w:t>
+              </w:r>
+            </w:hyperlink>
+          </w:p>
+        </w:tc>
+        <w:tc>
+          <w:tcPr/>
+          <w:p>
+            <w:pPr>
+              <w:pStyle w:val="Compact"/>
+            </w:pPr>
+            <w:r>
+              <w:t xml:space="preserve">§5.4 (lifting the 50 MB cap via self-hosted Bot API server — 2000 MB document upload, full-size download); §5.5 (HRD-135 reserved).</w:t>
+            </w:r>
+          </w:p>
+        </w:tc>
+      </w:tr>
+      <w:tr>
+        <w:tc>
+          <w:tcPr/>
+          <w:p>
+            <w:pPr>
+              <w:pStyle w:val="Compact"/>
+            </w:pPr>
+            <w:r>
+              <w:t xml:space="preserve">telebot.v3 vendored library</w:t>
+            </w:r>
+          </w:p>
+        </w:tc>
+        <w:tc>
+          <w:tcPr/>
+          <w:p>
+            <w:pPr>
+              <w:pStyle w:val="Compact"/>
+            </w:pPr>
+            <w:r>
+              <w:rPr>
+                <w:rStyle w:val="VerbatimChar"/>
+              </w:rPr>
+              <w:t xml:space="preserve">submodules/telebot/</w:t>
+            </w:r>
+            <w:r>
+              <w:t xml:space="preserve"> </w:t>
+            </w:r>
+            <w:r>
+              <w:t xml:space="preserve">(v3.3.8, pinned per §11.4.74)</w:t>
+            </w:r>
+          </w:p>
+        </w:tc>
+        <w:tc>
+          <w:tcPr/>
+          <w:p>
+            <w:pPr>
+              <w:pStyle w:val="Compact"/>
+            </w:pPr>
+            <w:r>
+              <w:t xml:space="preserve">§7 (</w:t>
+            </w:r>
+            <w:r>
+              <w:rPr>
+                <w:rStyle w:val="VerbatimChar"/>
+              </w:rPr>
+              <w:t xml:space="preserve">telebot.SendOptions.ReplyTo</w:t>
+            </w:r>
+            <w:r>
+              <w:t xml:space="preserve"> </w:t>
+            </w:r>
+            <w:r>
+              <w:t xml:space="preserve">→</w:t>
+            </w:r>
+            <w:r>
+              <w:t xml:space="preserve"> </w:t>
+            </w:r>
+            <w:r>
+              <w:rPr>
+                <w:rStyle w:val="VerbatimChar"/>
+              </w:rPr>
+              <w:t xml:space="preserve">reply_to_message_id</w:t>
+            </w:r>
+            <w:r>
+              <w:t xml:space="preserve">,</w:t>
+            </w:r>
+            <w:r>
+              <w:t xml:space="preserve"> </w:t>
+            </w:r>
+            <w:r>
+              <w:rPr>
+                <w:rStyle w:val="VerbatimChar"/>
+              </w:rPr>
+              <w:t xml:space="preserve">telebot.SendOptions.ThreadID</w:t>
+            </w:r>
+            <w:r>
+              <w:t xml:space="preserve"> </w:t>
+            </w:r>
+            <w:r>
+              <w:t xml:space="preserve">→</w:t>
+            </w:r>
+            <w:r>
+              <w:t xml:space="preserve"> </w:t>
+            </w:r>
+            <w:r>
+              <w:rPr>
+                <w:rStyle w:val="VerbatimChar"/>
+              </w:rPr>
+              <w:t xml:space="preserve">message_thread_id</w:t>
+            </w:r>
+            <w:r>
+              <w:t xml:space="preserve">); §8 (</w:t>
+            </w:r>
+            <w:r>
+              <w:rPr>
+                <w:rStyle w:val="VerbatimChar"/>
+              </w:rPr>
+              <w:t xml:space="preserve">telebot.NewBot</w:t>
+            </w:r>
+            <w:r>
+              <w:t xml:space="preserve"> </w:t>
+            </w:r>
+            <w:r>
+              <w:t xml:space="preserve">synchronous</w:t>
+            </w:r>
+            <w:r>
+              <w:t xml:space="preserve"> </w:t>
+            </w:r>
+            <w:r>
+              <w:rPr>
+                <w:rStyle w:val="VerbatimChar"/>
+              </w:rPr>
+              <w:t xml:space="preserve">getMe</w:t>
+            </w:r>
+            <w:r>
+              <w:t xml:space="preserve"> </w:t>
+            </w:r>
+            <w:r>
+              <w:t xml:space="preserve">populating</w:t>
+            </w:r>
+            <w:r>
+              <w:t xml:space="preserve"> </w:t>
+            </w:r>
+            <w:r>
+              <w:rPr>
+                <w:rStyle w:val="VerbatimChar"/>
+              </w:rPr>
+              <w:t xml:space="preserve">bot.Me</w:t>
+            </w:r>
+            <w:r>
+              <w:t xml:space="preserve">); §11.3 source-file mapping.</w:t>
+            </w:r>
+          </w:p>
+        </w:tc>
+      </w:tr>
+      <w:tr>
+        <w:tc>
+          <w:tcPr/>
+          <w:p>
+            <w:pPr>
+              <w:pStyle w:val="Compact"/>
+            </w:pPr>
+            <w:r>
+              <w:t xml:space="preserve">Empirical Herald operator testing 2026-05-28</w:t>
+            </w:r>
+          </w:p>
+        </w:tc>
+        <w:tc>
+          <w:tcPr/>
+          <w:p>
+            <w:pPr>
+              <w:pStyle w:val="Compact"/>
+            </w:pPr>
+            <w:r>
+              <w:rPr>
+                <w:rStyle w:val="VerbatimChar"/>
+              </w:rPr>
+              <w:t xml:space="preserve">docs/qa/HRD-LIVE-20260528T082128Z/</w:t>
+            </w:r>
+          </w:p>
+        </w:tc>
+        <w:tc>
+          <w:tcPr/>
+          <w:p>
+            <w:pPr>
+              <w:pStyle w:val="Compact"/>
+            </w:pPr>
+            <w:r>
+              <w:t xml:space="preserve">§1.2 status (Wave 6 + Wave 7 LIVE assertions); §4.4 hermetic Send-evidence test path; §4.5 inbound smoke envelope shape.</w:t>
+            </w:r>
+          </w:p>
+        </w:tc>
+      </w:tr>
+      <w:tr>
+        <w:tc>
+          <w:tcPr/>
+          <w:p>
+            <w:pPr>
+              <w:pStyle w:val="Compact"/>
+            </w:pPr>
+            <w:r>
+              <w:t xml:space="preserve">HelixConstitution §11.4.99 (this document's authority)</w:t>
+            </w:r>
+          </w:p>
+        </w:tc>
+        <w:tc>
+          <w:tcPr/>
+          <w:p>
+            <w:pPr>
+              <w:pStyle w:val="Compact"/>
+            </w:pPr>
+            <w:r>
+              <w:rPr>
+                <w:rStyle w:val="VerbatimChar"/>
+              </w:rPr>
+              <w:t xml:space="preserve">&lt;parent&gt;/constitution/Constitution.md</w:t>
+            </w:r>
+            <w:r>
+              <w:t xml:space="preserve"> </w:t>
+            </w:r>
+            <w:r>
+              <w:t xml:space="preserve">§11.4.99 (HelixConstitution commit</w:t>
+            </w:r>
+            <w:r>
+              <w:t xml:space="preserve"> </w:t>
+            </w:r>
+            <w:r>
+              <w:rPr>
+                <w:rStyle w:val="VerbatimChar"/>
+              </w:rPr>
+              <w:t xml:space="preserve">c640947</w:t>
+            </w:r>
+            <w:r>
+              <w:t xml:space="preserve">)</w:t>
+            </w:r>
+          </w:p>
+        </w:tc>
+        <w:tc>
+          <w:tcPr/>
+          <w:p>
+            <w:pPr>
+              <w:pStyle w:val="Compact"/>
+            </w:pPr>
+            <w:r>
+              <w:t xml:space="preserve">This footer (pattern + cadence requirement).</w:t>
+            </w:r>
+          </w:p>
+        </w:tc>
+      </w:tr>
+    </w:tbl>
+    <w:p>
+      <w:pPr>
+        <w:pStyle w:val="BodyText"/>
+      </w:pPr>
+      <w:r>
+        <w:rPr>
+          <w:b/>
+          <w:bCs/>
+        </w:rPr>
+        <w:t xml:space="preserve">Re-verification cadence (per §11.4.99 (C)):</w:t>
+      </w:r>
+      <w:r>
+        <w:t xml:space="preserve"> </w:t>
+      </w:r>
+      <w:r>
+        <w:t xml:space="preserve">Telegram is a risk-classified service (per §11.4.99 (D) and Herald §108.n (D) — bot APIs face automated-bot-detection + anti-abuse-system bans). Telegram-specific sections (every section §2..§9 of this document) →</w:t>
+      </w:r>
+      <w:r>
+        <w:t xml:space="preserve"> </w:t>
+      </w:r>
+      <w:r>
+        <w:rPr>
+          <w:b/>
+          <w:bCs/>
+        </w:rPr>
+        <w:t xml:space="preserve">90-day max staleness</w:t>
+      </w:r>
+      <w:r>
+        <w:t xml:space="preserve">, next re-verification due</w:t>
+      </w:r>
+      <w:r>
+        <w:t xml:space="preserve"> </w:t>
+      </w:r>
+      <w:r>
+        <w:rPr>
+          <w:b/>
+          <w:bCs/>
+        </w:rPr>
+        <w:t xml:space="preserve">2026-08-26</w:t>
+      </w:r>
+      <w:r>
+        <w:t xml:space="preserve">. Re-verify earlier on: Bot API breaking-change announcement (the</w:t>
+      </w:r>
+      <w:r>
+        <w:t xml:space="preserve"> </w:t>
+      </w:r>
+      <w:r>
+        <w:rPr>
+          <w:rStyle w:val="VerbatimChar"/>
+        </w:rPr>
+        <w:t xml:space="preserve">bots/api</w:t>
+      </w:r>
+      <w:r>
+        <w:t xml:space="preserve"> </w:t>
+      </w:r>
+      <w:r>
+        <w:t xml:space="preserve">changelog at</w:t>
+      </w:r>
+      <w:r>
+        <w:t xml:space="preserve"> </w:t>
+      </w:r>
+      <w:hyperlink r:id="rId90">
+        <w:r>
+          <w:rPr>
+            <w:rStyle w:val="Hyperlink"/>
+          </w:rPr>
+          <w:t xml:space="preserve">https://core.telegram.org/bots/api#recent-changes</w:t>
+        </w:r>
+      </w:hyperlink>
+      <w:r>
+        <w:t xml:space="preserve">), operator-error reports (a captured</w:t>
+      </w:r>
+      <w:r>
+        <w:t xml:space="preserve"> </w:t>
+      </w:r>
+      <w:r>
+        <w:rPr>
+          <w:rStyle w:val="VerbatimChar"/>
+        </w:rPr>
+        <w:t xml:space="preserve">description</w:t>
+      </w:r>
+      <w:r>
+        <w:t xml:space="preserve"> </w:t>
+      </w:r>
+      <w:r>
+        <w:t xml:space="preserve">field that does not match the cookbook), Herald vN.0.0 release boundary.</w:t>
+      </w:r>
+    </w:p>
+    <w:p>
+      <w:r>
+        <w:pict>
+          <v:rect style="width:0;height:1.5pt" o:hralign="center" o:hrstd="t" o:hr="t"/>
+        </w:pict>
+      </w:r>
+    </w:p>
     <w:p>
       <w:pPr>
         <w:pStyle w:val="FirstParagraph"/>
@@ -16099,9 +16869,8 @@
         <w:t xml:space="preserve">End of guide.</w:t>
       </w:r>
     </w:p>
-    <w:bookmarkEnd w:id="87"/>
-    <w:bookmarkEnd w:id="88"/>
-    <w:bookmarkEnd w:id="89"/>
+    <w:bookmarkEnd w:id="91"/>
+    <w:bookmarkEnd w:id="92"/>
     <w:sectPr>
       <w:footnotePr>
         <w:numRestart w:val="eachSect"/>
